--- a/downloads/handouts/Unit 05/Handout 05.12 - Price and Spec Sheets and Buyer Cards.docx
+++ b/downloads/handouts/Unit 05/Handout 05.12 - Price and Spec Sheets and Buyer Cards.docx
@@ -26,18 +26,6 @@
       </w:pPr>
       <w:r>
         <w:t xml:space="preserve">Word bank: price, quality, shipping, return, size, seam, stitch, label</w:t>
-      </w:r>
-      <w:r>
-        <w:t xml:space="preserve"> </w:t>
-      </w:r>
-      <w:r>
-        <w:t xml:space="preserve">Turkish: fiyat, kalite, kargo, iade, beden, dikiş yeri, dikiş, etiket</w:t>
-      </w:r>
-      <w:r>
-        <w:t xml:space="preserve"> </w:t>
-      </w:r>
-      <w:r>
-        <w:t xml:space="preserve">Portuguese: preço, qualidade, frete, devolução, tamanho, costura, ponto, etiqueta</w:t>
       </w:r>
       <w:r>
         <w:t xml:space="preserve"> </w:t>

--- a/downloads/handouts/Unit 05/Handout 05.12 - Price and Spec Sheets and Buyer Cards.docx
+++ b/downloads/handouts/Unit 05/Handout 05.12 - Price and Spec Sheets and Buyer Cards.docx
@@ -6,9 +6,9 @@
       <w:pPr>
         <w:pStyle w:val="Heading1"/>
       </w:pPr>
-      <w:bookmarkStart w:id="20" w:name="X6d9f67445ac4e949983c6129f9cc6527c14f148"/>
-      <w:r>
-        <w:t xml:space="preserve">Handout 05.12: Price and Spec Sheets and Buyer Cards</w:t>
+      <w:bookmarkStart w:id="20" w:name="X832345781a1567117bb565def5efd930008f261"/>
+      <w:r>
+        <w:t xml:space="preserve">Handout 5.12: Price and Spec Sheets and Buyer Cards</w:t>
       </w:r>
       <w:bookmarkEnd w:id="20"/>
     </w:p>

--- a/downloads/handouts/Unit 05/Handout 05.12 - Price and Spec Sheets and Buyer Cards.docx
+++ b/downloads/handouts/Unit 05/Handout 05.12 - Price and Spec Sheets and Buyer Cards.docx
@@ -54,7 +54,7 @@
         <w:pStyle w:val="FirstParagraph"/>
       </w:pPr>
       <w:r>
-        <w:t xml:space="preserve">Fill one box for each kind of place. One advantage, one risk.</w:t>
+        <w:t xml:space="preserve">Fill in one row for each kind of place. Write one advantage (good thing) and one risk (what could go wrong).</w:t>
       </w:r>
     </w:p>
     <w:tbl>
@@ -255,7 +255,7 @@
         <w:pStyle w:val="FirstParagraph"/>
       </w:pPr>
       <w:r>
-        <w:t xml:space="preserve">Run all four checks on the sweatshirt at your station. Write what you find. Check the box if the answer is a good one.</w:t>
+        <w:t xml:space="preserve">Run all four checks on the sweatshirt at your station. Write what you find. Check the box if the result is a good one.</w:t>
       </w:r>
     </w:p>
     <w:tbl>
@@ -427,18 +427,18 @@
               <w:jc w:val="left"/>
             </w:pPr>
             <w:r>
-              <w:t xml:space="preserve">3. Stitch density</w:t>
-            </w:r>
-          </w:p>
-        </w:tc>
-        <w:tc>
-          <w:p>
-            <w:pPr>
-              <w:pStyle w:val="Compact"/>
-              <w:jc w:val="left"/>
-            </w:pPr>
-            <w:r>
-              <w:t xml:space="preserve">Lay the ruler on a seam and count the stitches in one inch. 8 is low. 10 to 12 holds.</w:t>
+              <w:t xml:space="preserve">3. Stitch density (stitches per inch)</w:t>
+            </w:r>
+          </w:p>
+        </w:tc>
+        <w:tc>
+          <w:p>
+            <w:pPr>
+              <w:pStyle w:val="Compact"/>
+              <w:jc w:val="left"/>
+            </w:pPr>
+            <w:r>
+              <w:t xml:space="preserve">Lay the ruler on a seam. Count the stitches in one inch. 8 is low. 10 to 12 holds.</w:t>
             </w:r>
           </w:p>
         </w:tc>
@@ -530,7 +530,7 @@
         <w:pStyle w:val="BodyText"/>
       </w:pPr>
       <w:r>
-        <w:t xml:space="preserve">The real price: $__________ Vendor type: ______________________</w:t>
+        <w:t xml:space="preserve">The real price: $__________ Kind of place it came from: ______________________</w:t>
       </w:r>
     </w:p>
     <w:p>
@@ -556,7 +556,22 @@
         <w:pStyle w:val="FirstParagraph"/>
       </w:pPr>
       <w:r>
-        <w:t xml:space="preserve">Build the landed cost from the packing slip the teacher passes around.</w:t>
+        <w:t xml:space="preserve">Build the real total cost (the</w:t>
+      </w:r>
+      <w:r>
+        <w:t xml:space="preserve"> </w:t>
+      </w:r>
+      <w:r>
+        <w:t xml:space="preserve">“</w:t>
+      </w:r>
+      <w:r>
+        <w:t xml:space="preserve">landed cost</w:t>
+      </w:r>
+      <w:r>
+        <w:t xml:space="preserve">”</w:t>
+      </w:r>
+      <w:r>
+        <w:t xml:space="preserve">) from the packing slip the teacher passes around.</w:t>
       </w:r>
     </w:p>
     <w:tbl>
@@ -811,6 +826,249 @@
       </w:r>
     </w:p>
     <w:p>
+      <w:pPr>
+        <w:pStyle w:val="Heading2"/>
+      </w:pPr>
+      <w:bookmarkStart w:id="24" w:name="the-class-buyer-card"/>
+      <w:r>
+        <w:t xml:space="preserve">The class buyer card</w:t>
+      </w:r>
+      <w:bookmarkEnd w:id="24"/>
+    </w:p>
+    <w:p>
+      <w:pPr>
+        <w:pStyle w:val="FirstParagraph"/>
+      </w:pPr>
+      <w:r>
+        <w:t xml:space="preserve">The teacher reads this out loud after the prices are revealed. Underline her three limits: money, time, and size.</w:t>
+      </w:r>
+    </w:p>
+    <w:p>
+      <w:pPr>
+        <w:pStyle w:val="BodyText"/>
+      </w:pPr>
+      <w:r>
+        <w:rPr>
+          <w:b/>
+        </w:rPr>
+        <w:t xml:space="preserve">Marisol, one sweatshirt for this winter and next.</w:t>
+      </w:r>
+      <w:r>
+        <w:t xml:space="preserve"> </w:t>
+      </w:r>
+      <w:r>
+        <w:t xml:space="preserve">Marisol is in seventh grade. She wants one sweatshirt she can wear most school days from now until spring, and again next year. She washes it about once a week.</w:t>
+      </w:r>
+    </w:p>
+    <w:p>
+      <w:pPr>
+        <w:numPr>
+          <w:ilvl w:val="0"/>
+          <w:numId w:val="1001"/>
+        </w:numPr>
+        <w:pStyle w:val="Compact"/>
+      </w:pPr>
+      <w:r>
+        <w:rPr>
+          <w:b/>
+        </w:rPr>
+        <w:t xml:space="preserve">Money:</w:t>
+      </w:r>
+      <w:r>
+        <w:t xml:space="preserve"> </w:t>
+      </w:r>
+      <w:r>
+        <w:t xml:space="preserve">$45. She would rather not spend all of it.</w:t>
+      </w:r>
+    </w:p>
+    <w:p>
+      <w:pPr>
+        <w:numPr>
+          <w:ilvl w:val="0"/>
+          <w:numId w:val="1001"/>
+        </w:numPr>
+        <w:pStyle w:val="Compact"/>
+      </w:pPr>
+      <w:r>
+        <w:rPr>
+          <w:b/>
+        </w:rPr>
+        <w:t xml:space="preserve">Time:</w:t>
+      </w:r>
+      <w:r>
+        <w:t xml:space="preserve"> </w:t>
+      </w:r>
+      <w:r>
+        <w:t xml:space="preserve">she wants it in eight days, before the cold week.</w:t>
+      </w:r>
+    </w:p>
+    <w:p>
+      <w:pPr>
+        <w:numPr>
+          <w:ilvl w:val="0"/>
+          <w:numId w:val="1001"/>
+        </w:numPr>
+        <w:pStyle w:val="Compact"/>
+      </w:pPr>
+      <w:r>
+        <w:rPr>
+          <w:b/>
+        </w:rPr>
+        <w:t xml:space="preserve">Size:</w:t>
+      </w:r>
+      <w:r>
+        <w:t xml:space="preserve"> </w:t>
+      </w:r>
+      <w:r>
+        <w:t xml:space="preserve">adult M. The discount, mall, and online garments come in her size. The secondhand garment comes only in the size on its tag.</w:t>
+      </w:r>
+    </w:p>
+    <w:p>
+      <w:pPr>
+        <w:numPr>
+          <w:ilvl w:val="0"/>
+          <w:numId w:val="1001"/>
+        </w:numPr>
+        <w:pStyle w:val="Compact"/>
+      </w:pPr>
+      <w:r>
+        <w:rPr>
+          <w:b/>
+        </w:rPr>
+        <w:t xml:space="preserve">Other:</w:t>
+      </w:r>
+      <w:r>
+        <w:t xml:space="preserve"> </w:t>
+      </w:r>
+      <w:r>
+        <w:t xml:space="preserve">nobody at her house can drive to a store to make a return, and she will not pay return shipping.</w:t>
+      </w:r>
+    </w:p>
+    <w:p>
+      <w:pPr>
+        <w:numPr>
+          <w:ilvl w:val="0"/>
+          <w:numId w:val="1001"/>
+        </w:numPr>
+        <w:pStyle w:val="Compact"/>
+      </w:pPr>
+      <w:r>
+        <w:rPr>
+          <w:b/>
+        </w:rPr>
+        <w:t xml:space="preserve">What she cares about most:</w:t>
+      </w:r>
+      <w:r>
+        <w:t xml:space="preserve"> </w:t>
+      </w:r>
+      <w:r>
+        <w:t xml:space="preserve">that it still looks and feels good next winter.</w:t>
+      </w:r>
+    </w:p>
+    <w:p>
+      <w:pPr>
+        <w:pStyle w:val="Heading2"/>
+      </w:pPr>
+      <w:bookmarkStart w:id="25" w:name="my-five-line-defense"/>
+      <w:r>
+        <w:t xml:space="preserve">My five-line defense</w:t>
+      </w:r>
+      <w:bookmarkEnd w:id="25"/>
+    </w:p>
+    <w:p>
+      <w:pPr>
+        <w:pStyle w:val="FirstParagraph"/>
+      </w:pPr>
+      <w:r>
+        <w:t xml:space="preserve">Pick one of the four garments on the table for Marisol. Fill every line.</w:t>
+      </w:r>
+    </w:p>
+    <w:p>
+      <w:pPr>
+        <w:pStyle w:val="BodyText"/>
+      </w:pPr>
+      <w:r>
+        <w:rPr>
+          <w:b/>
+        </w:rPr>
+        <w:t xml:space="preserve">Line 1. I recommend garment:</w:t>
+      </w:r>
+      <w:r>
+        <w:t xml:space="preserve"> </w:t>
+      </w:r>
+      <w:r>
+        <w:t xml:space="preserve">______ (A, B, C, or D)</w:t>
+      </w:r>
+    </w:p>
+    <w:p>
+      <w:pPr>
+        <w:pStyle w:val="BodyText"/>
+      </w:pPr>
+      <w:r>
+        <w:rPr>
+          <w:b/>
+        </w:rPr>
+        <w:t xml:space="preserve">Line 2. The total Marisol pays, including any shipping, tax, or return cost:</w:t>
+      </w:r>
+      <w:r>
+        <w:t xml:space="preserve"> </w:t>
+      </w:r>
+      <w:r>
+        <w:t xml:space="preserve">$__________</w:t>
+      </w:r>
+    </w:p>
+    <w:p>
+      <w:pPr>
+        <w:pStyle w:val="BodyText"/>
+      </w:pPr>
+      <w:r>
+        <w:rPr>
+          <w:b/>
+        </w:rPr>
+        <w:t xml:space="preserve">Line 3. One quality check that supports my choice (name the check and the result):</w:t>
+      </w:r>
+      <w:r>
+        <w:t xml:space="preserve"> </w:t>
+      </w:r>
+      <w:r>
+        <w:t xml:space="preserve">________________________________________________</w:t>
+      </w:r>
+    </w:p>
+    <w:p>
+      <w:pPr>
+        <w:pStyle w:val="BodyText"/>
+      </w:pPr>
+      <w:r>
+        <w:rPr>
+          <w:b/>
+        </w:rPr>
+        <w:t xml:space="preserve">Line 4. How this choice fits what Marisol cares about and what she has:</w:t>
+      </w:r>
+      <w:r>
+        <w:t xml:space="preserve"> </w:t>
+      </w:r>
+      <w:r>
+        <w:t xml:space="preserve">________________________________________________</w:t>
+      </w:r>
+    </w:p>
+    <w:p>
+      <w:pPr>
+        <w:pStyle w:val="BodyText"/>
+      </w:pPr>
+      <w:r>
+        <w:rPr>
+          <w:b/>
+        </w:rPr>
+        <w:t xml:space="preserve">Line 5. The runner-up was garment ______, and it lost because:</w:t>
+      </w:r>
+      <w:r>
+        <w:t xml:space="preserve"> </w:t>
+      </w:r>
+      <w:r>
+        <w:t xml:space="preserve">________________________________________________</w:t>
+      </w:r>
+    </w:p>
+    <w:p>
       <w:r>
         <w:br w:type="page"/>
       </w:r>
@@ -819,11 +1077,11 @@
       <w:pPr>
         <w:pStyle w:val="Heading1"/>
       </w:pPr>
-      <w:bookmarkStart w:id="24" w:name="Xdf48e0dc28a7bbdd0ea18bfbb1f712b5eea99ee"/>
+      <w:bookmarkStart w:id="26" w:name="Xdf48e0dc28a7bbdd0ea18bfbb1f712b5eea99ee"/>
       <w:r>
         <w:t xml:space="preserve">Page 3. Day 2: the price and spec sheet, eight items</w:t>
       </w:r>
-      <w:bookmarkEnd w:id="24"/>
+      <w:bookmarkEnd w:id="26"/>
     </w:p>
     <w:p>
       <w:pPr>
@@ -888,7 +1146,7 @@
               <w:jc w:val="left"/>
             </w:pPr>
             <w:r>
-              <w:t xml:space="preserve">Vendor type</w:t>
+              <w:t xml:space="preserve">Kind of place</w:t>
             </w:r>
           </w:p>
         </w:tc>
@@ -2305,11 +2563,11 @@
       <w:pPr>
         <w:pStyle w:val="Heading2"/>
       </w:pPr>
-      <w:bookmarkStart w:id="25" w:name="screen-the-items-against-your-buyer"/>
+      <w:bookmarkStart w:id="27" w:name="screen-the-items-against-your-buyer"/>
       <w:r>
         <w:t xml:space="preserve">Screen the items against your buyer</w:t>
       </w:r>
-      <w:bookmarkEnd w:id="25"/>
+      <w:bookmarkEnd w:id="27"/>
     </w:p>
     <w:tbl>
       <w:tblPr>
@@ -2582,29 +2840,29 @@
       <w:pPr>
         <w:pStyle w:val="Heading1"/>
       </w:pPr>
-      <w:bookmarkStart w:id="26" w:name="page-4.-day-2-the-three-buyer-cards"/>
+      <w:bookmarkStart w:id="28" w:name="page-4.-day-2-the-three-buyer-cards"/>
       <w:r>
         <w:t xml:space="preserve">Page 4. Day 2: the three buyer cards</w:t>
       </w:r>
-      <w:bookmarkEnd w:id="26"/>
+      <w:bookmarkEnd w:id="28"/>
     </w:p>
     <w:p>
       <w:pPr>
         <w:pStyle w:val="FirstParagraph"/>
       </w:pPr>
       <w:r>
-        <w:t xml:space="preserve">Your station gets one card. Read it out loud. Underline the three limits: money, time, and size.</w:t>
+        <w:t xml:space="preserve">Your station gets one card. Read it out loud. Underline the buyer’s three limits: money, time, and size.</w:t>
       </w:r>
     </w:p>
     <w:p>
       <w:pPr>
         <w:pStyle w:val="Heading2"/>
       </w:pPr>
-      <w:bookmarkStart w:id="27" w:name="X1da51aedc02c8ee1e7c86497e25539af394ffb8"/>
+      <w:bookmarkStart w:id="29" w:name="X1da51aedc02c8ee1e7c86497e25539af394ffb8"/>
       <w:r>
         <w:t xml:space="preserve">Buyer Card 1: Ana, one sweatshirt to last two winters</w:t>
       </w:r>
-      <w:bookmarkEnd w:id="27"/>
+      <w:bookmarkEnd w:id="29"/>
     </w:p>
     <w:p>
       <w:pPr>
@@ -2612,129 +2870,6 @@
       </w:pPr>
       <w:r>
         <w:t xml:space="preserve">Ana is in seventh grade. She walks to school, about fifteen minutes each way. She wants one sweatshirt she can wear four or five days a week from October through March, for two years. She washes it about once a week.</w:t>
-      </w:r>
-    </w:p>
-    <w:p>
-      <w:pPr>
-        <w:numPr>
-          <w:ilvl w:val="0"/>
-          <w:numId w:val="1001"/>
-        </w:numPr>
-        <w:pStyle w:val="Compact"/>
-      </w:pPr>
-      <w:r>
-        <w:rPr>
-          <w:b/>
-        </w:rPr>
-        <w:t xml:space="preserve">Money:</w:t>
-      </w:r>
-      <w:r>
-        <w:t xml:space="preserve"> </w:t>
-      </w:r>
-      <w:r>
-        <w:t xml:space="preserve">she has $50 saved and she would rather not spend all of it.</w:t>
-      </w:r>
-    </w:p>
-    <w:p>
-      <w:pPr>
-        <w:numPr>
-          <w:ilvl w:val="0"/>
-          <w:numId w:val="1001"/>
-        </w:numPr>
-        <w:pStyle w:val="Compact"/>
-      </w:pPr>
-      <w:r>
-        <w:rPr>
-          <w:b/>
-        </w:rPr>
-        <w:t xml:space="preserve">Time:</w:t>
-      </w:r>
-      <w:r>
-        <w:t xml:space="preserve"> </w:t>
-      </w:r>
-      <w:r>
-        <w:t xml:space="preserve">no deadline, but she wants it before the weather turns.</w:t>
-      </w:r>
-    </w:p>
-    <w:p>
-      <w:pPr>
-        <w:numPr>
-          <w:ilvl w:val="0"/>
-          <w:numId w:val="1001"/>
-        </w:numPr>
-        <w:pStyle w:val="Compact"/>
-      </w:pPr>
-      <w:r>
-        <w:rPr>
-          <w:b/>
-        </w:rPr>
-        <w:t xml:space="preserve">Size:</w:t>
-      </w:r>
-      <w:r>
-        <w:t xml:space="preserve"> </w:t>
-      </w:r>
-      <w:r>
-        <w:t xml:space="preserve">adult M. She has stopped growing quickly.</w:t>
-      </w:r>
-    </w:p>
-    <w:p>
-      <w:pPr>
-        <w:numPr>
-          <w:ilvl w:val="0"/>
-          <w:numId w:val="1001"/>
-        </w:numPr>
-        <w:pStyle w:val="Compact"/>
-      </w:pPr>
-      <w:r>
-        <w:rPr>
-          <w:b/>
-        </w:rPr>
-        <w:t xml:space="preserve">Other:</w:t>
-      </w:r>
-      <w:r>
-        <w:t xml:space="preserve"> </w:t>
-      </w:r>
-      <w:r>
-        <w:t xml:space="preserve">nobody in her house can drive to a store to make a return, and she does not want to pay return shipping.</w:t>
-      </w:r>
-    </w:p>
-    <w:p>
-      <w:pPr>
-        <w:numPr>
-          <w:ilvl w:val="0"/>
-          <w:numId w:val="1001"/>
-        </w:numPr>
-        <w:pStyle w:val="Compact"/>
-      </w:pPr>
-      <w:r>
-        <w:rPr>
-          <w:b/>
-        </w:rPr>
-        <w:t xml:space="preserve">What she cares about most:</w:t>
-      </w:r>
-      <w:r>
-        <w:t xml:space="preserve"> </w:t>
-      </w:r>
-      <w:r>
-        <w:t xml:space="preserve">that it still looks and feels good in the second winter.</w:t>
-      </w:r>
-    </w:p>
-    <w:p>
-      <w:pPr>
-        <w:pStyle w:val="Heading2"/>
-      </w:pPr>
-      <w:bookmarkStart w:id="28" w:name="Xdfb97cc36972d7aab4207ce16a1953a9cca493c"/>
-      <w:r>
-        <w:t xml:space="preserve">Buyer Card 2: The Okonkwo family, buying for three kids</w:t>
-      </w:r>
-      <w:bookmarkEnd w:id="28"/>
-    </w:p>
-    <w:p>
-      <w:pPr>
-        <w:pStyle w:val="FirstParagraph"/>
-      </w:pPr>
-      <w:r>
-        <w:t xml:space="preserve">Three kids, ages 7, 10, and 13. All three need a sweatshirt. The cold week starts next Monday.</w:t>
       </w:r>
     </w:p>
     <w:p>
@@ -2755,7 +2890,7 @@
         <w:t xml:space="preserve"> </w:t>
       </w:r>
       <w:r>
-        <w:t xml:space="preserve">$60 total for all three.</w:t>
+        <w:t xml:space="preserve">she has $50 saved and she would rather not spend all of it.</w:t>
       </w:r>
     </w:p>
     <w:p>
@@ -2776,7 +2911,7 @@
         <w:t xml:space="preserve"> </w:t>
       </w:r>
       <w:r>
-        <w:t xml:space="preserve">they need all three by Monday, which is five days from today.</w:t>
+        <w:t xml:space="preserve">no deadline, but she wants it before the weather turns.</w:t>
       </w:r>
     </w:p>
     <w:p>
@@ -2791,13 +2926,13 @@
         <w:rPr>
           <w:b/>
         </w:rPr>
-        <w:t xml:space="preserve">Sizes:</w:t>
+        <w:t xml:space="preserve">Size:</w:t>
       </w:r>
       <w:r>
         <w:t xml:space="preserve"> </w:t>
       </w:r>
       <w:r>
-        <w:t xml:space="preserve">Youth M (age 7), Youth L (age 10), adult S (age 13).</w:t>
+        <w:t xml:space="preserve">adult M. She has stopped growing quickly.</w:t>
       </w:r>
     </w:p>
     <w:p>
@@ -2818,7 +2953,7 @@
         <w:t xml:space="preserve"> </w:t>
       </w:r>
       <w:r>
-        <w:t xml:space="preserve">the 7-year-old will grow out of anything within about a year. The 13-year-old cares what it looks like. Whoever shops has a car and can return things in person.</w:t>
+        <w:t xml:space="preserve">nobody in her house can drive to a store to make a return, and she does not want to pay return shipping.</w:t>
       </w:r>
     </w:p>
     <w:p>
@@ -2833,31 +2968,31 @@
         <w:rPr>
           <w:b/>
         </w:rPr>
-        <w:t xml:space="preserve">What they care about most:</w:t>
+        <w:t xml:space="preserve">What she cares about most:</w:t>
       </w:r>
       <w:r>
         <w:t xml:space="preserve"> </w:t>
       </w:r>
       <w:r>
-        <w:t xml:space="preserve">three sweatshirts, on three kids, by Monday, without going over $60.</w:t>
+        <w:t xml:space="preserve">that it still looks and feels good in the second winter.</w:t>
       </w:r>
     </w:p>
     <w:p>
       <w:pPr>
         <w:pStyle w:val="Heading2"/>
       </w:pPr>
-      <w:bookmarkStart w:id="29" w:name="Xb46bc3018c71217ce3a6659ba22ada02c18c66f"/>
-      <w:r>
-        <w:t xml:space="preserve">Buyer Card 3: Dev, a specific look for one event</w:t>
-      </w:r>
-      <w:bookmarkEnd w:id="29"/>
+      <w:bookmarkStart w:id="30" w:name="Xdfb97cc36972d7aab4207ce16a1953a9cca493c"/>
+      <w:r>
+        <w:t xml:space="preserve">Buyer Card 2: The Okonkwo family, buying for three kids</w:t>
+      </w:r>
+      <w:bookmarkEnd w:id="30"/>
     </w:p>
     <w:p>
       <w:pPr>
         <w:pStyle w:val="FirstParagraph"/>
       </w:pPr>
       <w:r>
-        <w:t xml:space="preserve">Dev is in eighth grade and is performing in the school talent show in three weeks. He wants the printed cropped style in this season’s color, the one everybody is wearing right now, for the show. He will probably wear it a few more times after.</w:t>
+        <w:t xml:space="preserve">Three kids, ages 7, 10, and 13. All three need a sweatshirt. The cold week starts next Monday.</w:t>
       </w:r>
     </w:p>
     <w:p>
@@ -2878,7 +3013,7 @@
         <w:t xml:space="preserve"> </w:t>
       </w:r>
       <w:r>
-        <w:t xml:space="preserve">$30.</w:t>
+        <w:t xml:space="preserve">$60 total for all three.</w:t>
       </w:r>
     </w:p>
     <w:p>
@@ -2899,7 +3034,7 @@
         <w:t xml:space="preserve"> </w:t>
       </w:r>
       <w:r>
-        <w:t xml:space="preserve">three weeks, but he wants to try it on and be sure at least a few days before.</w:t>
+        <w:t xml:space="preserve">they need all three by Monday, which is 5 days from today.</w:t>
       </w:r>
     </w:p>
     <w:p>
@@ -2914,13 +3049,13 @@
         <w:rPr>
           <w:b/>
         </w:rPr>
-        <w:t xml:space="preserve">Size:</w:t>
+        <w:t xml:space="preserve">Sizes:</w:t>
       </w:r>
       <w:r>
         <w:t xml:space="preserve"> </w:t>
       </w:r>
       <w:r>
-        <w:t xml:space="preserve">S.</w:t>
+        <w:t xml:space="preserve">Youth M (age 7), Youth L (age 10), adult S (age 13).</w:t>
       </w:r>
     </w:p>
     <w:p>
@@ -2941,7 +3076,7 @@
         <w:t xml:space="preserve"> </w:t>
       </w:r>
       <w:r>
-        <w:t xml:space="preserve">the look matters more to him than the fabric weight. He knows it will not last for years and he is fine with that.</w:t>
+        <w:t xml:space="preserve">the 7-year-old will grow out of anything within about a year. The 13-year-old cares what it looks like. Whoever shops has a car and can return things in person.</w:t>
       </w:r>
     </w:p>
     <w:p>
@@ -2956,174 +3091,32 @@
         <w:rPr>
           <w:b/>
         </w:rPr>
-        <w:t xml:space="preserve">What he cares about most:</w:t>
+        <w:t xml:space="preserve">What they care about most:</w:t>
       </w:r>
       <w:r>
         <w:t xml:space="preserve"> </w:t>
       </w:r>
       <w:r>
-        <w:t xml:space="preserve">that it is the right style and color, and that it arrives in time to be sure.</w:t>
-      </w:r>
-    </w:p>
-    <w:p>
-      <w:r>
-        <w:br w:type="page"/>
-      </w:r>
-    </w:p>
-    <w:p>
-      <w:pPr>
-        <w:pStyle w:val="Heading1"/>
-      </w:pPr>
-      <w:bookmarkStart w:id="30" w:name="Xb2e774b34ca7873d97bc91675a0316af26b5a5e"/>
-      <w:r>
-        <w:t xml:space="preserve">Page 5. Day 2: the recommendation poster and the defense</w:t>
-      </w:r>
-      <w:bookmarkEnd w:id="30"/>
+        <w:t xml:space="preserve">three sweatshirts, on three kids, by Monday, without going over $60.</w:t>
+      </w:r>
+    </w:p>
+    <w:p>
+      <w:pPr>
+        <w:pStyle w:val="Heading2"/>
+      </w:pPr>
+      <w:bookmarkStart w:id="31" w:name="Xb46bc3018c71217ce3a6659ba22ada02c18c66f"/>
+      <w:r>
+        <w:t xml:space="preserve">Buyer Card 3: Dev, a specific look for one event</w:t>
+      </w:r>
+      <w:bookmarkEnd w:id="31"/>
     </w:p>
     <w:p>
       <w:pPr>
         <w:pStyle w:val="FirstParagraph"/>
       </w:pPr>
       <w:r>
-        <w:t xml:space="preserve">Copy this onto the chart paper. Everybody at the station signs it.</w:t>
-      </w:r>
-    </w:p>
-    <w:p>
-      <w:pPr>
-        <w:pStyle w:val="BodyText"/>
-      </w:pPr>
-      <w:r>
-        <w:rPr>
-          <w:b/>
-        </w:rPr>
-        <w:t xml:space="preserve">Our buyer is:</w:t>
-      </w:r>
-      <w:r>
-        <w:t xml:space="preserve"> </w:t>
-      </w:r>
-      <w:r>
-        <w:t xml:space="preserve">______________________</w:t>
-      </w:r>
-    </w:p>
-    <w:p>
-      <w:pPr>
-        <w:pStyle w:val="BodyText"/>
-      </w:pPr>
-      <w:r>
-        <w:rPr>
-          <w:b/>
-        </w:rPr>
-        <w:t xml:space="preserve">We recommend item:</w:t>
-      </w:r>
-      <w:r>
-        <w:t xml:space="preserve"> </w:t>
-      </w:r>
-      <w:r>
-        <w:t xml:space="preserve">______</w:t>
-      </w:r>
-    </w:p>
-    <w:p>
-      <w:pPr>
-        <w:pStyle w:val="BodyText"/>
-      </w:pPr>
-      <w:r>
-        <w:rPr>
-          <w:b/>
-        </w:rPr>
-        <w:t xml:space="preserve">Total our buyer pays, including shipping and tax:</w:t>
-      </w:r>
-      <w:r>
-        <w:t xml:space="preserve"> </w:t>
-      </w:r>
-      <w:r>
-        <w:t xml:space="preserve">$__________</w:t>
-      </w:r>
-    </w:p>
-    <w:p>
-      <w:pPr>
-        <w:pStyle w:val="BodyText"/>
-      </w:pPr>
-      <w:r>
-        <w:rPr>
-          <w:b/>
-        </w:rPr>
-        <w:t xml:space="preserve">Quality reason 1:</w:t>
-      </w:r>
-      <w:r>
-        <w:t xml:space="preserve"> </w:t>
-      </w:r>
-      <w:r>
-        <w:t xml:space="preserve">________________________________________________</w:t>
-      </w:r>
-    </w:p>
-    <w:p>
-      <w:pPr>
-        <w:pStyle w:val="BodyText"/>
-      </w:pPr>
-      <w:r>
-        <w:rPr>
-          <w:b/>
-        </w:rPr>
-        <w:t xml:space="preserve">Quality reason 2:</w:t>
-      </w:r>
-      <w:r>
-        <w:t xml:space="preserve"> </w:t>
-      </w:r>
-      <w:r>
-        <w:t xml:space="preserve">________________________________________________</w:t>
-      </w:r>
-    </w:p>
-    <w:p>
-      <w:pPr>
-        <w:pStyle w:val="BodyText"/>
-      </w:pPr>
-      <w:r>
-        <w:rPr>
-          <w:b/>
-        </w:rPr>
-        <w:t xml:space="preserve">One hidden cost we accepted or avoided:</w:t>
-      </w:r>
-      <w:r>
-        <w:t xml:space="preserve"> </w:t>
-      </w:r>
-      <w:r>
-        <w:t xml:space="preserve">________________________________________________</w:t>
-      </w:r>
-    </w:p>
-    <w:p>
-      <w:pPr>
-        <w:pStyle w:val="BodyText"/>
-      </w:pPr>
-      <w:r>
-        <w:rPr>
-          <w:b/>
-        </w:rPr>
-        <w:t xml:space="preserve">Second-best item and why it lost:</w:t>
-      </w:r>
-      <w:r>
-        <w:t xml:space="preserve"> </w:t>
-      </w:r>
-      <w:r>
-        <w:t xml:space="preserve">________________________________________________</w:t>
-      </w:r>
-    </w:p>
-    <w:p>
-      <w:pPr>
-        <w:pStyle w:val="BodyText"/>
-      </w:pPr>
-      <w:r>
-        <w:t xml:space="preserve">Signed: ______________________________________________________</w:t>
-      </w:r>
-    </w:p>
-    <w:p>
-      <w:pPr>
-        <w:pStyle w:val="Heading2"/>
-      </w:pPr>
-      <w:bookmarkStart w:id="31" w:name="sentence-frames"/>
-      <w:r>
-        <w:t xml:space="preserve">Sentence frames</w:t>
-      </w:r>
-      <w:bookmarkEnd w:id="31"/>
+        <w:t xml:space="preserve">Dev is in eighth grade and is performing in the school talent show in three weeks. He wants the printed cropped style in this season’s color, the one everybody is wearing right now, for the show. He will probably wear it a few more times after.</w:t>
+      </w:r>
     </w:p>
     <w:p>
       <w:pPr>
@@ -3134,7 +3127,16 @@
         <w:pStyle w:val="Compact"/>
       </w:pPr>
       <w:r>
-        <w:t xml:space="preserve">We recommend item ___ for ___ because ___.</w:t>
+        <w:rPr>
+          <w:b/>
+        </w:rPr>
+        <w:t xml:space="preserve">Money:</w:t>
+      </w:r>
+      <w:r>
+        <w:t xml:space="preserve"> </w:t>
+      </w:r>
+      <w:r>
+        <w:t xml:space="preserve">$30.</w:t>
       </w:r>
     </w:p>
     <w:p>
@@ -3146,7 +3148,16 @@
         <w:pStyle w:val="Compact"/>
       </w:pPr>
       <w:r>
-        <w:t xml:space="preserve">The total is $___ , which is under the buyer’s limit of $___ .</w:t>
+        <w:rPr>
+          <w:b/>
+        </w:rPr>
+        <w:t xml:space="preserve">Time:</w:t>
+      </w:r>
+      <w:r>
+        <w:t xml:space="preserve"> </w:t>
+      </w:r>
+      <w:r>
+        <w:t xml:space="preserve">three weeks, but he wants to try it on and be sure at least a few days before.</w:t>
       </w:r>
     </w:p>
     <w:p>
@@ -3158,7 +3169,16 @@
         <w:pStyle w:val="Compact"/>
       </w:pPr>
       <w:r>
-        <w:t xml:space="preserve">Item ___ has ___ stitches per inch and ___ seams, which means ___.</w:t>
+        <w:rPr>
+          <w:b/>
+        </w:rPr>
+        <w:t xml:space="preserve">Size:</w:t>
+      </w:r>
+      <w:r>
+        <w:t xml:space="preserve"> </w:t>
+      </w:r>
+      <w:r>
+        <w:t xml:space="preserve">S.</w:t>
       </w:r>
     </w:p>
     <w:p>
@@ -3170,7 +3190,16 @@
         <w:pStyle w:val="Compact"/>
       </w:pPr>
       <w:r>
-        <w:t xml:space="preserve">We avoided the hidden cost of ___ by ___.</w:t>
+        <w:rPr>
+          <w:b/>
+        </w:rPr>
+        <w:t xml:space="preserve">Other:</w:t>
+      </w:r>
+      <w:r>
+        <w:t xml:space="preserve"> </w:t>
+      </w:r>
+      <w:r>
+        <w:t xml:space="preserve">the look matters more to him than the fabric weight. He knows it will not last for years and he is fine with that.</w:t>
       </w:r>
     </w:p>
     <w:p>
@@ -3182,6 +3211,235 @@
         <w:pStyle w:val="Compact"/>
       </w:pPr>
       <w:r>
+        <w:rPr>
+          <w:b/>
+        </w:rPr>
+        <w:t xml:space="preserve">What he cares about most:</w:t>
+      </w:r>
+      <w:r>
+        <w:t xml:space="preserve"> </w:t>
+      </w:r>
+      <w:r>
+        <w:t xml:space="preserve">that it is the right style and color, and that it arrives in time to be sure.</w:t>
+      </w:r>
+    </w:p>
+    <w:p>
+      <w:r>
+        <w:br w:type="page"/>
+      </w:r>
+    </w:p>
+    <w:p>
+      <w:pPr>
+        <w:pStyle w:val="Heading1"/>
+      </w:pPr>
+      <w:bookmarkStart w:id="32" w:name="Xb2e774b34ca7873d97bc91675a0316af26b5a5e"/>
+      <w:r>
+        <w:t xml:space="preserve">Page 5. Day 2: the recommendation poster and the defense</w:t>
+      </w:r>
+      <w:bookmarkEnd w:id="32"/>
+    </w:p>
+    <w:p>
+      <w:pPr>
+        <w:pStyle w:val="FirstParagraph"/>
+      </w:pPr>
+      <w:r>
+        <w:t xml:space="preserve">Copy this onto the chart paper. Fill it in. Everybody at the station signs it.</w:t>
+      </w:r>
+    </w:p>
+    <w:p>
+      <w:pPr>
+        <w:pStyle w:val="BodyText"/>
+      </w:pPr>
+      <w:r>
+        <w:rPr>
+          <w:b/>
+        </w:rPr>
+        <w:t xml:space="preserve">Our buyer is:</w:t>
+      </w:r>
+      <w:r>
+        <w:t xml:space="preserve"> </w:t>
+      </w:r>
+      <w:r>
+        <w:t xml:space="preserve">______________________</w:t>
+      </w:r>
+    </w:p>
+    <w:p>
+      <w:pPr>
+        <w:pStyle w:val="BodyText"/>
+      </w:pPr>
+      <w:r>
+        <w:rPr>
+          <w:b/>
+        </w:rPr>
+        <w:t xml:space="preserve">We recommend item:</w:t>
+      </w:r>
+      <w:r>
+        <w:t xml:space="preserve"> </w:t>
+      </w:r>
+      <w:r>
+        <w:t xml:space="preserve">______</w:t>
+      </w:r>
+    </w:p>
+    <w:p>
+      <w:pPr>
+        <w:pStyle w:val="BodyText"/>
+      </w:pPr>
+      <w:r>
+        <w:rPr>
+          <w:b/>
+        </w:rPr>
+        <w:t xml:space="preserve">Total our buyer pays, including shipping and tax:</w:t>
+      </w:r>
+      <w:r>
+        <w:t xml:space="preserve"> </w:t>
+      </w:r>
+      <w:r>
+        <w:t xml:space="preserve">$__________</w:t>
+      </w:r>
+    </w:p>
+    <w:p>
+      <w:pPr>
+        <w:pStyle w:val="BodyText"/>
+      </w:pPr>
+      <w:r>
+        <w:rPr>
+          <w:b/>
+        </w:rPr>
+        <w:t xml:space="preserve">Quality reason 1:</w:t>
+      </w:r>
+      <w:r>
+        <w:t xml:space="preserve"> </w:t>
+      </w:r>
+      <w:r>
+        <w:t xml:space="preserve">________________________________________________</w:t>
+      </w:r>
+    </w:p>
+    <w:p>
+      <w:pPr>
+        <w:pStyle w:val="BodyText"/>
+      </w:pPr>
+      <w:r>
+        <w:rPr>
+          <w:b/>
+        </w:rPr>
+        <w:t xml:space="preserve">Quality reason 2:</w:t>
+      </w:r>
+      <w:r>
+        <w:t xml:space="preserve"> </w:t>
+      </w:r>
+      <w:r>
+        <w:t xml:space="preserve">________________________________________________</w:t>
+      </w:r>
+    </w:p>
+    <w:p>
+      <w:pPr>
+        <w:pStyle w:val="BodyText"/>
+      </w:pPr>
+      <w:r>
+        <w:rPr>
+          <w:b/>
+        </w:rPr>
+        <w:t xml:space="preserve">One hidden cost we accepted or avoided:</w:t>
+      </w:r>
+      <w:r>
+        <w:t xml:space="preserve"> </w:t>
+      </w:r>
+      <w:r>
+        <w:t xml:space="preserve">________________________________________________</w:t>
+      </w:r>
+    </w:p>
+    <w:p>
+      <w:pPr>
+        <w:pStyle w:val="BodyText"/>
+      </w:pPr>
+      <w:r>
+        <w:rPr>
+          <w:b/>
+        </w:rPr>
+        <w:t xml:space="preserve">Second-best item and why it lost:</w:t>
+      </w:r>
+      <w:r>
+        <w:t xml:space="preserve"> </w:t>
+      </w:r>
+      <w:r>
+        <w:t xml:space="preserve">________________________________________________</w:t>
+      </w:r>
+    </w:p>
+    <w:p>
+      <w:pPr>
+        <w:pStyle w:val="BodyText"/>
+      </w:pPr>
+      <w:r>
+        <w:t xml:space="preserve">Signed: ______________________________________________________</w:t>
+      </w:r>
+    </w:p>
+    <w:p>
+      <w:pPr>
+        <w:pStyle w:val="Heading2"/>
+      </w:pPr>
+      <w:bookmarkStart w:id="33" w:name="sentence-frames"/>
+      <w:r>
+        <w:t xml:space="preserve">Sentence frames</w:t>
+      </w:r>
+      <w:bookmarkEnd w:id="33"/>
+    </w:p>
+    <w:p>
+      <w:pPr>
+        <w:numPr>
+          <w:ilvl w:val="0"/>
+          <w:numId w:val="1005"/>
+        </w:numPr>
+        <w:pStyle w:val="Compact"/>
+      </w:pPr>
+      <w:r>
+        <w:t xml:space="preserve">We recommend item ___ for ___ because ___.</w:t>
+      </w:r>
+    </w:p>
+    <w:p>
+      <w:pPr>
+        <w:numPr>
+          <w:ilvl w:val="0"/>
+          <w:numId w:val="1005"/>
+        </w:numPr>
+        <w:pStyle w:val="Compact"/>
+      </w:pPr>
+      <w:r>
+        <w:t xml:space="preserve">The total is $___ , which is under the buyer’s limit of $___ .</w:t>
+      </w:r>
+    </w:p>
+    <w:p>
+      <w:pPr>
+        <w:numPr>
+          <w:ilvl w:val="0"/>
+          <w:numId w:val="1005"/>
+        </w:numPr>
+        <w:pStyle w:val="Compact"/>
+      </w:pPr>
+      <w:r>
+        <w:t xml:space="preserve">Item ___ has ___ stitches per inch and ___ seams, which means ___.</w:t>
+      </w:r>
+    </w:p>
+    <w:p>
+      <w:pPr>
+        <w:numPr>
+          <w:ilvl w:val="0"/>
+          <w:numId w:val="1005"/>
+        </w:numPr>
+        <w:pStyle w:val="Compact"/>
+      </w:pPr>
+      <w:r>
+        <w:t xml:space="preserve">We avoided the hidden cost of ___ by ___.</w:t>
+      </w:r>
+    </w:p>
+    <w:p>
+      <w:pPr>
+        <w:numPr>
+          <w:ilvl w:val="0"/>
+          <w:numId w:val="1005"/>
+        </w:numPr>
+        <w:pStyle w:val="Compact"/>
+      </w:pPr>
+      <w:r>
         <w:t xml:space="preserve">Item ___ lost because ___.</w:t>
       </w:r>
     </w:p>
@@ -3189,11 +3447,11 @@
       <w:pPr>
         <w:pStyle w:val="Heading2"/>
       </w:pPr>
-      <w:bookmarkStart w:id="32" w:name="questions-we-will-ask-the-other-stations"/>
+      <w:bookmarkStart w:id="34" w:name="questions-we-will-ask-the-other-stations"/>
       <w:r>
         <w:t xml:space="preserve">Questions we will ask the other stations</w:t>
       </w:r>
-      <w:bookmarkEnd w:id="32"/>
+      <w:bookmarkEnd w:id="34"/>
     </w:p>
     <w:p>
       <w:pPr>
@@ -3223,11 +3481,11 @@
       <w:pPr>
         <w:pStyle w:val="Heading2"/>
       </w:pPr>
-      <w:bookmarkStart w:id="33" w:name="closing-line"/>
+      <w:bookmarkStart w:id="35" w:name="closing-line"/>
       <w:r>
         <w:t xml:space="preserve">Closing line</w:t>
       </w:r>
-      <w:bookmarkEnd w:id="33"/>
+      <w:bookmarkEnd w:id="35"/>
     </w:p>
     <w:p>
       <w:pPr>
@@ -3535,6 +3793,9 @@
     <w:abstractNumId w:val="991"/>
   </w:num>
   <w:num w:numId="1004">
+    <w:abstractNumId w:val="991"/>
+  </w:num>
+  <w:num w:numId="1005">
     <w:abstractNumId w:val="991"/>
   </w:num>
 </w:numbering>
